--- a/RecordPrograms/week8/Interfaces.docx
+++ b/RecordPrograms/week8/Interfaces.docx
@@ -3,14 +3,26 @@
 <w:document xmlns:wpc="http://schemas.microsoft.com/office/word/2010/wordprocessingCanvas" xmlns:cx="http://schemas.microsoft.com/office/drawing/2014/chartex" xmlns:cx1="http://schemas.microsoft.com/office/drawing/2015/9/8/chartex" xmlns:cx2="http://schemas.microsoft.com/office/drawing/2015/10/21/chartex" xmlns:cx3="http://schemas.microsoft.com/office/drawing/2016/5/9/chartex" xmlns:cx4="http://schemas.microsoft.com/office/drawing/2016/5/10/chartex" xmlns:cx5="http://schemas.microsoft.com/office/drawing/2016/5/11/chartex" xmlns:cx6="http://schemas.microsoft.com/office/drawing/2016/5/12/chartex" xmlns:cx7="http://schemas.microsoft.com/office/drawing/2016/5/13/chartex" xmlns:cx8="http://schemas.microsoft.com/office/drawing/2016/5/14/chartex" xmlns:mc="http://schemas.openxmlformats.org/markup-compatibility/2006" xmlns:aink="http://schemas.microsoft.com/office/drawing/2016/ink" xmlns:am3d="http://schemas.microsoft.com/office/drawing/2017/model3d" xmlns:o="urn:schemas-microsoft-com:office:office" xmlns:oel="http://schemas.microsoft.com/office/2019/extlst" xmlns:r="http://schemas.openxmlformats.org/officeDocument/2006/relationships" xmlns:m="http://schemas.openxmlformats.org/officeDocument/2006/math" xmlns:v="urn:schemas-microsoft-com:vml" xmlns:wp14="http://schemas.microsoft.com/office/word/2010/wordprocessingDrawing" xmlns:wp="http://schemas.openxmlformats.org/drawingml/2006/wordprocessingDrawing" xmlns:w10="urn:schemas-microsoft-com:office:word" xmlns:w="http://schemas.openxmlformats.org/wordprocessingml/2006/main" xmlns:w14="http://schemas.microsoft.com/office/word/2010/wordml" xmlns:w15="http://schemas.microsoft.com/office/word/2012/wordml" xmlns:w16cex="http://schemas.microsoft.com/office/word/2018/wordml/cex" xmlns:w16cid="http://schemas.microsoft.com/office/word/2016/wordml/cid" xmlns:w16="http://schemas.microsoft.com/office/word/2018/wordml" xmlns:w16du="http://schemas.microsoft.com/office/word/2023/wordml/word16du" xmlns:w16sdtdh="http://schemas.microsoft.com/office/word/2020/wordml/sdtdatahash" xmlns:w16sdtfl="http://schemas.microsoft.com/office/word/2024/wordml/sdtformatlock" xmlns:w16se="http://schemas.microsoft.com/office/word/2015/wordml/symex" xmlns:wpg="http://schemas.microsoft.com/office/word/2010/wordprocessingGroup" xmlns:wpi="http://schemas.microsoft.com/office/word/2010/wordprocessingInk" xmlns:wne="http://schemas.microsoft.com/office/word/2006/wordml" xmlns:wps="http://schemas.microsoft.com/office/word/2010/wordprocessingShape" mc:Ignorable="w14 w15 w16se w16cid w16 w16cex w16sdtdh w16sdtfl w16du wp14">
   <w:body>
     <w:p>
-      <w:r>
-        <w:t>Program 8: Interface — Employee Salary</w:t>
-      </w:r>
-    </w:p>
-    <w:p>
-      <w:r>
+      <w:pPr>
+        <w:rPr>
+          <w:b/>
+          <w:bCs/>
+        </w:rPr>
+      </w:pPr>
+      <w:r>
+        <w:rPr>
+          <w:b/>
+          <w:bCs/>
+        </w:rPr>
         <w:t>Aim</w:t>
       </w:r>
+      <w:r>
+        <w:rPr>
+          <w:b/>
+          <w:bCs/>
+        </w:rPr>
+        <w:t>:</w:t>
+      </w:r>
     </w:p>
     <w:p>
       <w:r>
@@ -18,28 +30,82 @@
       </w:r>
     </w:p>
     <w:p>
-      <w:r>
+      <w:pPr>
+        <w:rPr>
+          <w:b/>
+          <w:bCs/>
+        </w:rPr>
+      </w:pPr>
+      <w:r>
+        <w:rPr>
+          <w:b/>
+          <w:bCs/>
+        </w:rPr>
         <w:t>Steps</w:t>
       </w:r>
-    </w:p>
-    <w:p>
-      <w:r>
-        <w:t>Create an Employee interface.</w:t>
-      </w:r>
-    </w:p>
-    <w:p>
-      <w:r>
-        <w:t>Declare the displaySalary() method.</w:t>
-      </w:r>
-    </w:p>
-    <w:p>
-      <w:r>
-        <w:t>Create RegularEmployee class implementing the interface.</w:t>
-      </w:r>
-    </w:p>
-    <w:p>
-      <w:r>
-        <w:t>Create ContractEmployee class implementing the interface.</w:t>
+      <w:r>
+        <w:rPr>
+          <w:b/>
+          <w:bCs/>
+        </w:rPr>
+        <w:t>:</w:t>
+      </w:r>
+    </w:p>
+    <w:p>
+      <w:r>
+        <w:t xml:space="preserve">Create an </w:t>
+      </w:r>
+      <w:proofErr w:type="gramStart"/>
+      <w:r>
+        <w:t>Employee</w:t>
+      </w:r>
+      <w:proofErr w:type="gramEnd"/>
+      <w:r>
+        <w:t xml:space="preserve"> interface.</w:t>
+      </w:r>
+    </w:p>
+    <w:p>
+      <w:r>
+        <w:t xml:space="preserve">Declare the </w:t>
+      </w:r>
+      <w:proofErr w:type="spellStart"/>
+      <w:proofErr w:type="gramStart"/>
+      <w:r>
+        <w:t>displaySalary</w:t>
+      </w:r>
+      <w:proofErr w:type="spellEnd"/>
+      <w:r>
+        <w:t>(</w:t>
+      </w:r>
+      <w:proofErr w:type="gramEnd"/>
+      <w:r>
+        <w:t>) method.</w:t>
+      </w:r>
+    </w:p>
+    <w:p>
+      <w:r>
+        <w:t xml:space="preserve">Create </w:t>
+      </w:r>
+      <w:proofErr w:type="spellStart"/>
+      <w:r>
+        <w:t>RegularEmployee</w:t>
+      </w:r>
+      <w:proofErr w:type="spellEnd"/>
+      <w:r>
+        <w:t xml:space="preserve"> class implementing the interface.</w:t>
+      </w:r>
+    </w:p>
+    <w:p>
+      <w:r>
+        <w:t xml:space="preserve">Create </w:t>
+      </w:r>
+      <w:proofErr w:type="spellStart"/>
+      <w:r>
+        <w:t>ContractEmployee</w:t>
+      </w:r>
+      <w:proofErr w:type="spellEnd"/>
+      <w:r>
+        <w:t xml:space="preserve"> class implementing the interface.</w:t>
       </w:r>
     </w:p>
     <w:p>
@@ -63,9 +129,26 @@
       </w:r>
     </w:p>
     <w:p>
-      <w:r>
+      <w:pPr>
+        <w:rPr>
+          <w:b/>
+          <w:bCs/>
+        </w:rPr>
+      </w:pPr>
+      <w:r>
+        <w:rPr>
+          <w:b/>
+          <w:bCs/>
+        </w:rPr>
         <w:t>Algorithm</w:t>
       </w:r>
+      <w:r>
+        <w:rPr>
+          <w:b/>
+          <w:bCs/>
+        </w:rPr>
+        <w:t>:</w:t>
+      </w:r>
     </w:p>
     <w:p>
       <w:r>
@@ -74,22 +157,59 @@
     </w:p>
     <w:p>
       <w:r>
-        <w:t>Define an Employee interface.</w:t>
-      </w:r>
-    </w:p>
-    <w:p>
-      <w:r>
-        <w:t>Declare displaySalary().</w:t>
-      </w:r>
-    </w:p>
-    <w:p>
-      <w:r>
-        <w:t>Implement it in RegularEmployee.</w:t>
-      </w:r>
-    </w:p>
-    <w:p>
-      <w:r>
-        <w:t>Implement it in ContractEmployee.</w:t>
+        <w:t xml:space="preserve">Define an </w:t>
+      </w:r>
+      <w:proofErr w:type="gramStart"/>
+      <w:r>
+        <w:t>Employee</w:t>
+      </w:r>
+      <w:proofErr w:type="gramEnd"/>
+      <w:r>
+        <w:t xml:space="preserve"> interface.</w:t>
+      </w:r>
+    </w:p>
+    <w:p>
+      <w:r>
+        <w:t xml:space="preserve">Declare </w:t>
+      </w:r>
+      <w:proofErr w:type="spellStart"/>
+      <w:proofErr w:type="gramStart"/>
+      <w:r>
+        <w:t>displaySalary</w:t>
+      </w:r>
+      <w:proofErr w:type="spellEnd"/>
+      <w:r>
+        <w:t>(</w:t>
+      </w:r>
+      <w:proofErr w:type="gramEnd"/>
+      <w:r>
+        <w:t>).</w:t>
+      </w:r>
+    </w:p>
+    <w:p>
+      <w:r>
+        <w:t xml:space="preserve">Implement it in </w:t>
+      </w:r>
+      <w:proofErr w:type="spellStart"/>
+      <w:r>
+        <w:t>RegularEmployee</w:t>
+      </w:r>
+      <w:proofErr w:type="spellEnd"/>
+      <w:r>
+        <w:t>.</w:t>
+      </w:r>
+    </w:p>
+    <w:p>
+      <w:r>
+        <w:t xml:space="preserve">Implement it in </w:t>
+      </w:r>
+      <w:proofErr w:type="spellStart"/>
+      <w:r>
+        <w:t>ContractEmployee</w:t>
+      </w:r>
+      <w:proofErr w:type="spellEnd"/>
+      <w:r>
+        <w:t>.</w:t>
       </w:r>
     </w:p>
     <w:p>
@@ -118,7 +238,1022 @@
       </w:r>
     </w:p>
     <w:p>
-      <w:r>
+      <w:pPr>
+        <w:rPr>
+          <w:b/>
+          <w:bCs/>
+        </w:rPr>
+      </w:pPr>
+      <w:r>
+        <w:rPr>
+          <w:b/>
+          <w:bCs/>
+        </w:rPr>
+        <w:t>Code:</w:t>
+      </w:r>
+    </w:p>
+    <w:p>
+      <w:r>
+        <w:rPr>
+          <w:b/>
+          <w:bCs/>
+        </w:rPr>
+        <w:t>package</w:t>
+      </w:r>
+      <w:r>
+        <w:t xml:space="preserve"> basics;</w:t>
+      </w:r>
+    </w:p>
+    <w:p>
+      <w:r>
+        <w:rPr>
+          <w:b/>
+          <w:bCs/>
+        </w:rPr>
+        <w:t>import</w:t>
+      </w:r>
+      <w:r>
+        <w:t xml:space="preserve"> </w:t>
+      </w:r>
+      <w:proofErr w:type="spellStart"/>
+      <w:proofErr w:type="gramStart"/>
+      <w:r>
+        <w:t>java.util</w:t>
+      </w:r>
+      <w:proofErr w:type="gramEnd"/>
+      <w:r>
+        <w:t>.Scanner</w:t>
+      </w:r>
+      <w:proofErr w:type="spellEnd"/>
+      <w:r>
+        <w:t>;</w:t>
+      </w:r>
+    </w:p>
+    <w:p/>
+    <w:p>
+      <w:r>
+        <w:rPr>
+          <w:b/>
+          <w:bCs/>
+        </w:rPr>
+        <w:t>interface</w:t>
+      </w:r>
+      <w:r>
+        <w:t xml:space="preserve"> Employee {</w:t>
+      </w:r>
+    </w:p>
+    <w:p>
+      <w:r>
+        <w:lastRenderedPageBreak/>
+        <w:t xml:space="preserve">    </w:t>
+      </w:r>
+      <w:r>
+        <w:rPr>
+          <w:b/>
+          <w:bCs/>
+        </w:rPr>
+        <w:t>void</w:t>
+      </w:r>
+      <w:r>
+        <w:t xml:space="preserve"> </w:t>
+      </w:r>
+      <w:proofErr w:type="spellStart"/>
+      <w:proofErr w:type="gramStart"/>
+      <w:r>
+        <w:t>displaySalary</w:t>
+      </w:r>
+      <w:proofErr w:type="spellEnd"/>
+      <w:r>
+        <w:t>(</w:t>
+      </w:r>
+      <w:proofErr w:type="gramEnd"/>
+      <w:r>
+        <w:t>);</w:t>
+      </w:r>
+    </w:p>
+    <w:p>
+      <w:r>
+        <w:t>}</w:t>
+      </w:r>
+    </w:p>
+    <w:p/>
+    <w:p>
+      <w:r>
+        <w:rPr>
+          <w:b/>
+          <w:bCs/>
+        </w:rPr>
+        <w:t>class</w:t>
+      </w:r>
+      <w:r>
+        <w:t xml:space="preserve"> </w:t>
+      </w:r>
+      <w:proofErr w:type="spellStart"/>
+      <w:r>
+        <w:t>RegularEmployee</w:t>
+      </w:r>
+      <w:proofErr w:type="spellEnd"/>
+      <w:r>
+        <w:t xml:space="preserve"> </w:t>
+      </w:r>
+      <w:r>
+        <w:rPr>
+          <w:b/>
+          <w:bCs/>
+        </w:rPr>
+        <w:t>implements</w:t>
+      </w:r>
+      <w:r>
+        <w:t xml:space="preserve"> Employee {</w:t>
+      </w:r>
+    </w:p>
+    <w:p/>
+    <w:p>
+      <w:r>
+        <w:t xml:space="preserve">    </w:t>
+      </w:r>
+      <w:r>
+        <w:rPr>
+          <w:b/>
+          <w:bCs/>
+        </w:rPr>
+        <w:t>public</w:t>
+      </w:r>
+      <w:r>
+        <w:t xml:space="preserve"> </w:t>
+      </w:r>
+      <w:r>
+        <w:rPr>
+          <w:b/>
+          <w:bCs/>
+        </w:rPr>
+        <w:t>void</w:t>
+      </w:r>
+      <w:r>
+        <w:t xml:space="preserve"> </w:t>
+      </w:r>
+      <w:proofErr w:type="spellStart"/>
+      <w:proofErr w:type="gramStart"/>
+      <w:r>
+        <w:t>displaySalary</w:t>
+      </w:r>
+      <w:proofErr w:type="spellEnd"/>
+      <w:r>
+        <w:t>(</w:t>
+      </w:r>
+      <w:proofErr w:type="gramEnd"/>
+      <w:r>
+        <w:t>) {</w:t>
+      </w:r>
+    </w:p>
+    <w:p>
+      <w:r>
+        <w:t xml:space="preserve">        </w:t>
+      </w:r>
+      <w:r>
+        <w:rPr>
+          <w:b/>
+          <w:bCs/>
+        </w:rPr>
+        <w:t>int</w:t>
+      </w:r>
+      <w:r>
+        <w:t xml:space="preserve"> basic = 25000;</w:t>
+      </w:r>
+    </w:p>
+    <w:p>
+      <w:r>
+        <w:t xml:space="preserve">        </w:t>
+      </w:r>
+      <w:r>
+        <w:rPr>
+          <w:b/>
+          <w:bCs/>
+        </w:rPr>
+        <w:t>int</w:t>
+      </w:r>
+      <w:r>
+        <w:t xml:space="preserve"> </w:t>
+      </w:r>
+      <w:proofErr w:type="spellStart"/>
+      <w:r>
+        <w:t>hra</w:t>
+      </w:r>
+      <w:proofErr w:type="spellEnd"/>
+      <w:r>
+        <w:t xml:space="preserve"> = 15000;</w:t>
+      </w:r>
+    </w:p>
+    <w:p>
+      <w:r>
+        <w:t xml:space="preserve">        </w:t>
+      </w:r>
+      <w:r>
+        <w:rPr>
+          <w:b/>
+          <w:bCs/>
+        </w:rPr>
+        <w:t>int</w:t>
+      </w:r>
+      <w:r>
+        <w:t xml:space="preserve"> ta = 5000;</w:t>
+      </w:r>
+    </w:p>
+    <w:p>
+      <w:r>
+        <w:t xml:space="preserve">        </w:t>
+      </w:r>
+      <w:r>
+        <w:rPr>
+          <w:b/>
+          <w:bCs/>
+        </w:rPr>
+        <w:t>int</w:t>
+      </w:r>
+      <w:r>
+        <w:t xml:space="preserve"> total = basic + </w:t>
+      </w:r>
+      <w:proofErr w:type="spellStart"/>
+      <w:r>
+        <w:t>hra</w:t>
+      </w:r>
+      <w:proofErr w:type="spellEnd"/>
+      <w:r>
+        <w:t xml:space="preserve"> + ta;</w:t>
+      </w:r>
+    </w:p>
+    <w:p/>
+    <w:p>
+      <w:r>
+        <w:t xml:space="preserve">        </w:t>
+      </w:r>
+      <w:proofErr w:type="spellStart"/>
+      <w:r>
+        <w:t>System.</w:t>
+      </w:r>
+      <w:r>
+        <w:rPr>
+          <w:b/>
+          <w:bCs/>
+          <w:i/>
+          <w:iCs/>
+        </w:rPr>
+        <w:t>out</w:t>
+      </w:r>
+      <w:r>
+        <w:t>.println</w:t>
+      </w:r>
+      <w:proofErr w:type="spellEnd"/>
+      <w:r>
+        <w:t>("Salary Details:");</w:t>
+      </w:r>
+    </w:p>
+    <w:p>
+      <w:r>
+        <w:t xml:space="preserve">        </w:t>
+      </w:r>
+      <w:proofErr w:type="spellStart"/>
+      <w:r>
+        <w:t>System.</w:t>
+      </w:r>
+      <w:r>
+        <w:rPr>
+          <w:b/>
+          <w:bCs/>
+          <w:i/>
+          <w:iCs/>
+        </w:rPr>
+        <w:t>out</w:t>
+      </w:r>
+      <w:r>
+        <w:t>.println</w:t>
+      </w:r>
+      <w:proofErr w:type="spellEnd"/>
+      <w:r>
+        <w:t>("Basic Pay: " + basic);</w:t>
+      </w:r>
+    </w:p>
+    <w:p>
+      <w:r>
+        <w:t xml:space="preserve">        </w:t>
+      </w:r>
+      <w:proofErr w:type="spellStart"/>
+      <w:r>
+        <w:t>System.</w:t>
+      </w:r>
+      <w:r>
+        <w:rPr>
+          <w:b/>
+          <w:bCs/>
+          <w:i/>
+          <w:iCs/>
+        </w:rPr>
+        <w:t>out</w:t>
+      </w:r>
+      <w:r>
+        <w:t>.println</w:t>
+      </w:r>
+      <w:proofErr w:type="spellEnd"/>
+      <w:r>
+        <w:t xml:space="preserve">("HRA: " + </w:t>
+      </w:r>
+      <w:proofErr w:type="spellStart"/>
+      <w:r>
+        <w:t>hra</w:t>
+      </w:r>
+      <w:proofErr w:type="spellEnd"/>
+      <w:r>
+        <w:t>);</w:t>
+      </w:r>
+    </w:p>
+    <w:p>
+      <w:r>
+        <w:t xml:space="preserve">        </w:t>
+      </w:r>
+      <w:proofErr w:type="spellStart"/>
+      <w:r>
+        <w:t>System.</w:t>
+      </w:r>
+      <w:r>
+        <w:rPr>
+          <w:b/>
+          <w:bCs/>
+          <w:i/>
+          <w:iCs/>
+        </w:rPr>
+        <w:t>out</w:t>
+      </w:r>
+      <w:r>
+        <w:t>.println</w:t>
+      </w:r>
+      <w:proofErr w:type="spellEnd"/>
+      <w:r>
+        <w:t>("</w:t>
+      </w:r>
+      <w:proofErr w:type="gramStart"/>
+      <w:r>
+        <w:t>T.A</w:t>
+      </w:r>
+      <w:proofErr w:type="gramEnd"/>
+      <w:r>
+        <w:t>: " + ta);</w:t>
+      </w:r>
+    </w:p>
+    <w:p>
+      <w:r>
+        <w:t xml:space="preserve">        </w:t>
+      </w:r>
+      <w:proofErr w:type="spellStart"/>
+      <w:r>
+        <w:t>System.</w:t>
+      </w:r>
+      <w:r>
+        <w:rPr>
+          <w:b/>
+          <w:bCs/>
+          <w:i/>
+          <w:iCs/>
+        </w:rPr>
+        <w:t>out</w:t>
+      </w:r>
+      <w:r>
+        <w:t>.println</w:t>
+      </w:r>
+      <w:proofErr w:type="spellEnd"/>
+      <w:r>
+        <w:t>("Total Amount: " + total);</w:t>
+      </w:r>
+    </w:p>
+    <w:p>
+      <w:r>
+        <w:t xml:space="preserve">    }</w:t>
+      </w:r>
+    </w:p>
+    <w:p>
+      <w:r>
+        <w:t>}</w:t>
+      </w:r>
+    </w:p>
+    <w:p/>
+    <w:p>
+      <w:r>
+        <w:rPr>
+          <w:b/>
+          <w:bCs/>
+        </w:rPr>
+        <w:t>class</w:t>
+      </w:r>
+      <w:r>
+        <w:t xml:space="preserve"> </w:t>
+      </w:r>
+      <w:proofErr w:type="spellStart"/>
+      <w:r>
+        <w:t>ContractEmployee</w:t>
+      </w:r>
+      <w:proofErr w:type="spellEnd"/>
+      <w:r>
+        <w:t xml:space="preserve"> </w:t>
+      </w:r>
+      <w:r>
+        <w:rPr>
+          <w:b/>
+          <w:bCs/>
+        </w:rPr>
+        <w:t>implements</w:t>
+      </w:r>
+      <w:r>
+        <w:t xml:space="preserve"> Employee {</w:t>
+      </w:r>
+    </w:p>
+    <w:p/>
+    <w:p>
+      <w:r>
+        <w:t xml:space="preserve">    </w:t>
+      </w:r>
+      <w:r>
+        <w:rPr>
+          <w:b/>
+          <w:bCs/>
+        </w:rPr>
+        <w:t>public</w:t>
+      </w:r>
+      <w:r>
+        <w:t xml:space="preserve"> </w:t>
+      </w:r>
+      <w:r>
+        <w:rPr>
+          <w:b/>
+          <w:bCs/>
+        </w:rPr>
+        <w:t>void</w:t>
+      </w:r>
+      <w:r>
+        <w:t xml:space="preserve"> </w:t>
+      </w:r>
+      <w:proofErr w:type="spellStart"/>
+      <w:proofErr w:type="gramStart"/>
+      <w:r>
+        <w:t>displaySalary</w:t>
+      </w:r>
+      <w:proofErr w:type="spellEnd"/>
+      <w:r>
+        <w:t>(</w:t>
+      </w:r>
+      <w:proofErr w:type="gramEnd"/>
+      <w:r>
+        <w:t>) {</w:t>
+      </w:r>
+    </w:p>
+    <w:p>
+      <w:r>
+        <w:t xml:space="preserve">        </w:t>
+      </w:r>
+      <w:r>
+        <w:rPr>
+          <w:b/>
+          <w:bCs/>
+        </w:rPr>
+        <w:t>int</w:t>
+      </w:r>
+      <w:r>
+        <w:t xml:space="preserve"> basic = 12000;</w:t>
+      </w:r>
+    </w:p>
+    <w:p>
+      <w:r>
+        <w:t xml:space="preserve">        </w:t>
+      </w:r>
+      <w:r>
+        <w:rPr>
+          <w:b/>
+          <w:bCs/>
+        </w:rPr>
+        <w:t>int</w:t>
+      </w:r>
+      <w:r>
+        <w:t xml:space="preserve"> ta = 3000;</w:t>
+      </w:r>
+    </w:p>
+    <w:p>
+      <w:r>
+        <w:t xml:space="preserve">        </w:t>
+      </w:r>
+      <w:r>
+        <w:rPr>
+          <w:b/>
+          <w:bCs/>
+        </w:rPr>
+        <w:t>int</w:t>
+      </w:r>
+      <w:r>
+        <w:t xml:space="preserve"> total = basic + ta;</w:t>
+      </w:r>
+    </w:p>
+    <w:p/>
+    <w:p>
+      <w:r>
+        <w:t xml:space="preserve">        </w:t>
+      </w:r>
+      <w:proofErr w:type="spellStart"/>
+      <w:r>
+        <w:t>System.</w:t>
+      </w:r>
+      <w:r>
+        <w:rPr>
+          <w:b/>
+          <w:bCs/>
+          <w:i/>
+          <w:iCs/>
+        </w:rPr>
+        <w:t>out</w:t>
+      </w:r>
+      <w:r>
+        <w:t>.println</w:t>
+      </w:r>
+      <w:proofErr w:type="spellEnd"/>
+      <w:r>
+        <w:t>("Salary Details:");</w:t>
+      </w:r>
+    </w:p>
+    <w:p>
+      <w:r>
+        <w:t xml:space="preserve">        </w:t>
+      </w:r>
+      <w:proofErr w:type="spellStart"/>
+      <w:r>
+        <w:t>System.</w:t>
+      </w:r>
+      <w:r>
+        <w:rPr>
+          <w:b/>
+          <w:bCs/>
+          <w:i/>
+          <w:iCs/>
+        </w:rPr>
+        <w:t>out</w:t>
+      </w:r>
+      <w:r>
+        <w:t>.println</w:t>
+      </w:r>
+      <w:proofErr w:type="spellEnd"/>
+      <w:r>
+        <w:t>("Basic Pay: " + basic);</w:t>
+      </w:r>
+    </w:p>
+    <w:p>
+      <w:r>
+        <w:lastRenderedPageBreak/>
+        <w:t xml:space="preserve">        </w:t>
+      </w:r>
+      <w:proofErr w:type="spellStart"/>
+      <w:r>
+        <w:t>System.</w:t>
+      </w:r>
+      <w:r>
+        <w:rPr>
+          <w:b/>
+          <w:bCs/>
+          <w:i/>
+          <w:iCs/>
+        </w:rPr>
+        <w:t>out</w:t>
+      </w:r>
+      <w:r>
+        <w:t>.println</w:t>
+      </w:r>
+      <w:proofErr w:type="spellEnd"/>
+      <w:r>
+        <w:t>("</w:t>
+      </w:r>
+      <w:proofErr w:type="gramStart"/>
+      <w:r>
+        <w:t>T.A</w:t>
+      </w:r>
+      <w:proofErr w:type="gramEnd"/>
+      <w:r>
+        <w:t>: " + ta);</w:t>
+      </w:r>
+    </w:p>
+    <w:p>
+      <w:r>
+        <w:t xml:space="preserve">        </w:t>
+      </w:r>
+      <w:proofErr w:type="spellStart"/>
+      <w:r>
+        <w:t>System.</w:t>
+      </w:r>
+      <w:r>
+        <w:rPr>
+          <w:b/>
+          <w:bCs/>
+          <w:i/>
+          <w:iCs/>
+        </w:rPr>
+        <w:t>out</w:t>
+      </w:r>
+      <w:r>
+        <w:t>.println</w:t>
+      </w:r>
+      <w:proofErr w:type="spellEnd"/>
+      <w:r>
+        <w:t>("Total Amount: " + total);</w:t>
+      </w:r>
+    </w:p>
+    <w:p>
+      <w:r>
+        <w:t xml:space="preserve">    }</w:t>
+      </w:r>
+    </w:p>
+    <w:p>
+      <w:r>
+        <w:t>}</w:t>
+      </w:r>
+    </w:p>
+    <w:p/>
+    <w:p>
+      <w:r>
+        <w:rPr>
+          <w:b/>
+          <w:bCs/>
+        </w:rPr>
+        <w:t>public</w:t>
+      </w:r>
+      <w:r>
+        <w:t xml:space="preserve"> </w:t>
+      </w:r>
+      <w:r>
+        <w:rPr>
+          <w:b/>
+          <w:bCs/>
+        </w:rPr>
+        <w:t>class</w:t>
+      </w:r>
+      <w:r>
+        <w:t xml:space="preserve"> Contract {</w:t>
+      </w:r>
+    </w:p>
+    <w:p>
+      <w:r>
+        <w:t xml:space="preserve">    </w:t>
+      </w:r>
+      <w:r>
+        <w:rPr>
+          <w:b/>
+          <w:bCs/>
+        </w:rPr>
+        <w:t>public</w:t>
+      </w:r>
+      <w:r>
+        <w:t xml:space="preserve"> </w:t>
+      </w:r>
+      <w:r>
+        <w:rPr>
+          <w:b/>
+          <w:bCs/>
+        </w:rPr>
+        <w:t>static</w:t>
+      </w:r>
+      <w:r>
+        <w:t xml:space="preserve"> </w:t>
+      </w:r>
+      <w:r>
+        <w:rPr>
+          <w:b/>
+          <w:bCs/>
+        </w:rPr>
+        <w:t>void</w:t>
+      </w:r>
+      <w:r>
+        <w:t xml:space="preserve"> </w:t>
+      </w:r>
+      <w:proofErr w:type="gramStart"/>
+      <w:r>
+        <w:t>main(String[</w:t>
+      </w:r>
+      <w:proofErr w:type="gramEnd"/>
+      <w:r>
+        <w:t xml:space="preserve">] </w:t>
+      </w:r>
+      <w:proofErr w:type="spellStart"/>
+      <w:r>
+        <w:t>args</w:t>
+      </w:r>
+      <w:proofErr w:type="spellEnd"/>
+      <w:r>
+        <w:t>) {</w:t>
+      </w:r>
+    </w:p>
+    <w:p/>
+    <w:p>
+      <w:r>
+        <w:t xml:space="preserve">        Scanner </w:t>
+      </w:r>
+      <w:proofErr w:type="spellStart"/>
+      <w:r>
+        <w:t>sc</w:t>
+      </w:r>
+      <w:proofErr w:type="spellEnd"/>
+      <w:r>
+        <w:t xml:space="preserve"> = </w:t>
+      </w:r>
+      <w:r>
+        <w:rPr>
+          <w:b/>
+          <w:bCs/>
+        </w:rPr>
+        <w:t>new</w:t>
+      </w:r>
+      <w:r>
+        <w:t xml:space="preserve"> </w:t>
+      </w:r>
+      <w:proofErr w:type="gramStart"/>
+      <w:r>
+        <w:t>Scanner(</w:t>
+      </w:r>
+      <w:proofErr w:type="gramEnd"/>
+      <w:r>
+        <w:t>System.</w:t>
+      </w:r>
+      <w:r>
+        <w:rPr>
+          <w:b/>
+          <w:bCs/>
+          <w:i/>
+          <w:iCs/>
+        </w:rPr>
+        <w:t>in</w:t>
+      </w:r>
+      <w:r>
+        <w:t>);</w:t>
+      </w:r>
+    </w:p>
+    <w:p/>
+    <w:p>
+      <w:r>
+        <w:t xml:space="preserve">        </w:t>
+      </w:r>
+      <w:proofErr w:type="spellStart"/>
+      <w:r>
+        <w:t>System.</w:t>
+      </w:r>
+      <w:r>
+        <w:rPr>
+          <w:b/>
+          <w:bCs/>
+          <w:i/>
+          <w:iCs/>
+        </w:rPr>
+        <w:t>out</w:t>
+      </w:r>
+      <w:r>
+        <w:t>.print</w:t>
+      </w:r>
+      <w:proofErr w:type="spellEnd"/>
+      <w:r>
+        <w:t>("Enter Employee Id: ");</w:t>
+      </w:r>
+    </w:p>
+    <w:p>
+      <w:r>
+        <w:t xml:space="preserve">        String id = </w:t>
+      </w:r>
+      <w:proofErr w:type="spellStart"/>
+      <w:proofErr w:type="gramStart"/>
+      <w:r>
+        <w:t>sc.nextLine</w:t>
+      </w:r>
+      <w:proofErr w:type="spellEnd"/>
+      <w:proofErr w:type="gramEnd"/>
+      <w:r>
+        <w:t>();</w:t>
+      </w:r>
+    </w:p>
+    <w:p/>
+    <w:p>
+      <w:r>
+        <w:t xml:space="preserve">        Employee emp;</w:t>
+      </w:r>
+    </w:p>
+    <w:p/>
+    <w:p>
+      <w:r>
+        <w:t xml:space="preserve">        </w:t>
+      </w:r>
+      <w:r>
+        <w:rPr>
+          <w:b/>
+          <w:bCs/>
+        </w:rPr>
+        <w:t>if</w:t>
+      </w:r>
+      <w:r>
+        <w:t xml:space="preserve"> (</w:t>
+      </w:r>
+      <w:proofErr w:type="spellStart"/>
+      <w:proofErr w:type="gramStart"/>
+      <w:r>
+        <w:t>id.startsWith</w:t>
+      </w:r>
+      <w:proofErr w:type="spellEnd"/>
+      <w:proofErr w:type="gramEnd"/>
+      <w:r>
+        <w:t>("R")) {</w:t>
+      </w:r>
+    </w:p>
+    <w:p>
+      <w:r>
+        <w:t xml:space="preserve">            emp = </w:t>
+      </w:r>
+      <w:r>
+        <w:rPr>
+          <w:b/>
+          <w:bCs/>
+        </w:rPr>
+        <w:t>new</w:t>
+      </w:r>
+      <w:r>
+        <w:t xml:space="preserve"> </w:t>
+      </w:r>
+      <w:proofErr w:type="spellStart"/>
+      <w:proofErr w:type="gramStart"/>
+      <w:r>
+        <w:t>RegularEmployee</w:t>
+      </w:r>
+      <w:proofErr w:type="spellEnd"/>
+      <w:r>
+        <w:t>(</w:t>
+      </w:r>
+      <w:proofErr w:type="gramEnd"/>
+      <w:r>
+        <w:t>);</w:t>
+      </w:r>
+    </w:p>
+    <w:p>
+      <w:r>
+        <w:t xml:space="preserve">        } </w:t>
+      </w:r>
+      <w:r>
+        <w:rPr>
+          <w:b/>
+          <w:bCs/>
+        </w:rPr>
+        <w:t>else</w:t>
+      </w:r>
+      <w:r>
+        <w:t xml:space="preserve"> </w:t>
+      </w:r>
+      <w:r>
+        <w:rPr>
+          <w:b/>
+          <w:bCs/>
+        </w:rPr>
+        <w:t>if</w:t>
+      </w:r>
+      <w:r>
+        <w:t xml:space="preserve"> (</w:t>
+      </w:r>
+      <w:proofErr w:type="spellStart"/>
+      <w:proofErr w:type="gramStart"/>
+      <w:r>
+        <w:t>id.startsWith</w:t>
+      </w:r>
+      <w:proofErr w:type="spellEnd"/>
+      <w:proofErr w:type="gramEnd"/>
+      <w:r>
+        <w:t>("C")) {</w:t>
+      </w:r>
+    </w:p>
+    <w:p>
+      <w:r>
+        <w:t xml:space="preserve">            emp = </w:t>
+      </w:r>
+      <w:r>
+        <w:rPr>
+          <w:b/>
+          <w:bCs/>
+        </w:rPr>
+        <w:t>new</w:t>
+      </w:r>
+      <w:r>
+        <w:t xml:space="preserve"> </w:t>
+      </w:r>
+      <w:proofErr w:type="spellStart"/>
+      <w:proofErr w:type="gramStart"/>
+      <w:r>
+        <w:t>ContractEmployee</w:t>
+      </w:r>
+      <w:proofErr w:type="spellEnd"/>
+      <w:r>
+        <w:t>(</w:t>
+      </w:r>
+      <w:proofErr w:type="gramEnd"/>
+      <w:r>
+        <w:t>);</w:t>
+      </w:r>
+    </w:p>
+    <w:p>
+      <w:r>
+        <w:t xml:space="preserve">        } </w:t>
+      </w:r>
+      <w:r>
+        <w:rPr>
+          <w:b/>
+          <w:bCs/>
+        </w:rPr>
+        <w:t>else</w:t>
+      </w:r>
+      <w:r>
+        <w:t xml:space="preserve"> {</w:t>
+      </w:r>
+    </w:p>
+    <w:p>
+      <w:r>
+        <w:t xml:space="preserve">            </w:t>
+      </w:r>
+      <w:proofErr w:type="spellStart"/>
+      <w:r>
+        <w:t>System.</w:t>
+      </w:r>
+      <w:r>
+        <w:rPr>
+          <w:b/>
+          <w:bCs/>
+          <w:i/>
+          <w:iCs/>
+        </w:rPr>
+        <w:t>out</w:t>
+      </w:r>
+      <w:r>
+        <w:t>.println</w:t>
+      </w:r>
+      <w:proofErr w:type="spellEnd"/>
+      <w:r>
+        <w:t>("Invalid Employee Id");</w:t>
+      </w:r>
+    </w:p>
+    <w:p>
+      <w:r>
+        <w:t xml:space="preserve">            </w:t>
+      </w:r>
+      <w:r>
+        <w:rPr>
+          <w:b/>
+          <w:bCs/>
+        </w:rPr>
+        <w:t>return</w:t>
+      </w:r>
+      <w:r>
+        <w:t>;</w:t>
+      </w:r>
+    </w:p>
+    <w:p>
+      <w:r>
+        <w:t xml:space="preserve">        }</w:t>
+      </w:r>
+    </w:p>
+    <w:p>
+      <w:r>
+        <w:t xml:space="preserve">    </w:t>
+      </w:r>
+      <w:r>
+        <w:t xml:space="preserve">  </w:t>
+      </w:r>
+      <w:proofErr w:type="spellStart"/>
+      <w:proofErr w:type="gramStart"/>
+      <w:r>
+        <w:t>emp.displaySalary</w:t>
+      </w:r>
+      <w:proofErr w:type="spellEnd"/>
+      <w:proofErr w:type="gramEnd"/>
+      <w:r>
+        <w:t>();</w:t>
+      </w:r>
+    </w:p>
+    <w:p>
+      <w:r>
+        <w:t xml:space="preserve">    }</w:t>
+      </w:r>
+    </w:p>
+    <w:p>
+      <w:r>
+        <w:t>}</w:t>
+      </w:r>
+    </w:p>
+    <w:p/>
+    <w:p/>
+    <w:p>
+      <w:pPr>
+        <w:rPr>
+          <w:b/>
+          <w:bCs/>
+        </w:rPr>
+      </w:pPr>
+      <w:r>
+        <w:rPr>
+          <w:b/>
+          <w:bCs/>
+        </w:rPr>
+        <w:lastRenderedPageBreak/>
         <w:t>UML DIAGRAM:</w:t>
       </w:r>
     </w:p>
@@ -139,239 +1274,304 @@
     </w:p>
     <w:p>
       <w:r>
+        <w:t xml:space="preserve">          </w:t>
+      </w:r>
+      <w:r>
+        <w:rPr>
+          <w:rFonts w:ascii="MS Gothic" w:eastAsia="MS Gothic" w:hAnsi="MS Gothic" w:cs="MS Gothic" w:hint="eastAsia"/>
+        </w:rPr>
+        <w:t>├</w:t>
+      </w:r>
+      <w:r>
+        <w:rPr>
+          <w:rFonts w:ascii="Aptos" w:hAnsi="Aptos" w:cs="Aptos"/>
+        </w:rPr>
+        <w:t>────────────────────────</w:t>
+      </w:r>
+      <w:r>
+        <w:rPr>
+          <w:rFonts w:ascii="MS Gothic" w:eastAsia="MS Gothic" w:hAnsi="MS Gothic" w:cs="MS Gothic" w:hint="eastAsia"/>
+        </w:rPr>
+        <w:t>┤</w:t>
+      </w:r>
+    </w:p>
+    <w:p>
+      <w:r>
+        <w:t xml:space="preserve">          │                        │</w:t>
+      </w:r>
+    </w:p>
+    <w:p>
+      <w:r>
+        <w:t xml:space="preserve">          </w:t>
+      </w:r>
+      <w:r>
+        <w:rPr>
+          <w:rFonts w:ascii="MS Gothic" w:eastAsia="MS Gothic" w:hAnsi="MS Gothic" w:cs="MS Gothic" w:hint="eastAsia"/>
+        </w:rPr>
+        <w:t>├</w:t>
+      </w:r>
+      <w:r>
+        <w:rPr>
+          <w:rFonts w:ascii="Aptos" w:hAnsi="Aptos" w:cs="Aptos"/>
+        </w:rPr>
+        <w:t>────────────────────────</w:t>
+      </w:r>
+      <w:r>
+        <w:rPr>
+          <w:rFonts w:ascii="MS Gothic" w:eastAsia="MS Gothic" w:hAnsi="MS Gothic" w:cs="MS Gothic" w:hint="eastAsia"/>
+        </w:rPr>
+        <w:t>┤</w:t>
+      </w:r>
+    </w:p>
+    <w:p>
+      <w:r>
+        <w:t xml:space="preserve">          │ + </w:t>
+      </w:r>
+      <w:proofErr w:type="spellStart"/>
+      <w:proofErr w:type="gramStart"/>
+      <w:r>
+        <w:t>displaySalary</w:t>
+      </w:r>
+      <w:proofErr w:type="spellEnd"/>
+      <w:r>
+        <w:t>(</w:t>
+      </w:r>
+      <w:proofErr w:type="gramEnd"/>
+      <w:r>
+        <w:t>)      │</w:t>
+      </w:r>
+    </w:p>
+    <w:p>
+      <w:r>
+        <w:t xml:space="preserve">          └───────────</w:t>
+      </w:r>
+      <w:r>
+        <w:rPr>
+          <w:rFonts w:ascii="MS Gothic" w:eastAsia="MS Gothic" w:hAnsi="MS Gothic" w:cs="MS Gothic" w:hint="eastAsia"/>
+        </w:rPr>
+        <w:t>┬</w:t>
+      </w:r>
+      <w:r>
+        <w:rPr>
+          <w:rFonts w:ascii="Aptos" w:hAnsi="Aptos" w:cs="Aptos"/>
+        </w:rPr>
+        <w:t>────────────┘</w:t>
+      </w:r>
+    </w:p>
+    <w:p>
+      <w:r>
+        <w:t xml:space="preserve">                      </w:t>
+      </w:r>
+      <w:r>
+        <w:rPr>
+          <w:rFonts w:ascii="Cambria Math" w:hAnsi="Cambria Math" w:cs="Cambria Math"/>
+        </w:rPr>
+        <w:t>⋯⋯⋯⋯⋯⋯⋯</w:t>
+      </w:r>
+    </w:p>
+    <w:p>
+      <w:r>
+        <w:t xml:space="preserve">                implements</w:t>
+      </w:r>
+    </w:p>
+    <w:p>
+      <w:r>
+        <w:t xml:space="preserve">                ┌─────</w:t>
+      </w:r>
+      <w:r>
+        <w:rPr>
+          <w:rFonts w:ascii="MS Gothic" w:eastAsia="MS Gothic" w:hAnsi="MS Gothic" w:cs="MS Gothic" w:hint="eastAsia"/>
+        </w:rPr>
+        <w:t>┴</w:t>
+      </w:r>
+      <w:r>
+        <w:rPr>
+          <w:rFonts w:ascii="Aptos" w:hAnsi="Aptos" w:cs="Aptos"/>
+        </w:rPr>
+        <w:t>─────┐</w:t>
+      </w:r>
+    </w:p>
+    <w:p>
+      <w:r>
+        <w:t xml:space="preserve">                │           │</w:t>
+      </w:r>
+    </w:p>
+    <w:p>
+      <w:r>
+        <w:t xml:space="preserve">     ┌────────────────┐ ┌──────────────────┐</w:t>
+      </w:r>
+    </w:p>
+    <w:p>
+      <w:r>
+        <w:t xml:space="preserve">     │</w:t>
+      </w:r>
+      <w:proofErr w:type="spellStart"/>
+      <w:r>
+        <w:t>RegularEmployee</w:t>
+      </w:r>
+      <w:proofErr w:type="spellEnd"/>
+      <w:r>
+        <w:t xml:space="preserve"> │ │ </w:t>
+      </w:r>
+      <w:proofErr w:type="spellStart"/>
+      <w:r>
+        <w:t>ContractEmployee</w:t>
+      </w:r>
+      <w:proofErr w:type="spellEnd"/>
+      <w:r>
+        <w:t xml:space="preserve"> │</w:t>
+      </w:r>
+    </w:p>
+    <w:p>
+      <w:r>
+        <w:t xml:space="preserve">     </w:t>
+      </w:r>
+      <w:r>
+        <w:rPr>
+          <w:rFonts w:ascii="MS Gothic" w:eastAsia="MS Gothic" w:hAnsi="MS Gothic" w:cs="MS Gothic" w:hint="eastAsia"/>
+        </w:rPr>
+        <w:t>├</w:t>
+      </w:r>
+      <w:r>
+        <w:rPr>
+          <w:rFonts w:ascii="Aptos" w:hAnsi="Aptos" w:cs="Aptos"/>
+        </w:rPr>
+        <w:t>────────────────</w:t>
+      </w:r>
+      <w:r>
+        <w:rPr>
+          <w:rFonts w:ascii="MS Gothic" w:eastAsia="MS Gothic" w:hAnsi="MS Gothic" w:cs="MS Gothic" w:hint="eastAsia"/>
+        </w:rPr>
+        <w:t>┤</w:t>
+      </w:r>
+      <w:r>
+        <w:t xml:space="preserve"> </w:t>
+      </w:r>
+      <w:r>
+        <w:rPr>
+          <w:rFonts w:ascii="MS Gothic" w:eastAsia="MS Gothic" w:hAnsi="MS Gothic" w:cs="MS Gothic" w:hint="eastAsia"/>
+        </w:rPr>
+        <w:t>├</w:t>
+      </w:r>
+      <w:r>
+        <w:rPr>
+          <w:rFonts w:ascii="Aptos" w:hAnsi="Aptos" w:cs="Aptos"/>
+        </w:rPr>
+        <w:t>──────────────────</w:t>
+      </w:r>
+      <w:r>
+        <w:rPr>
+          <w:rFonts w:ascii="MS Gothic" w:eastAsia="MS Gothic" w:hAnsi="MS Gothic" w:cs="MS Gothic" w:hint="eastAsia"/>
+        </w:rPr>
+        <w:t>┤</w:t>
+      </w:r>
+    </w:p>
+    <w:p>
+      <w:r>
+        <w:t xml:space="preserve">     │                │ │                  │</w:t>
+      </w:r>
+    </w:p>
+    <w:p>
+      <w:r>
+        <w:t xml:space="preserve">     </w:t>
+      </w:r>
+      <w:r>
+        <w:rPr>
+          <w:rFonts w:ascii="MS Gothic" w:eastAsia="MS Gothic" w:hAnsi="MS Gothic" w:cs="MS Gothic" w:hint="eastAsia"/>
+        </w:rPr>
+        <w:t>├</w:t>
+      </w:r>
+      <w:r>
+        <w:rPr>
+          <w:rFonts w:ascii="Aptos" w:hAnsi="Aptos" w:cs="Aptos"/>
+        </w:rPr>
+        <w:t>────────────────</w:t>
+      </w:r>
+      <w:r>
+        <w:rPr>
+          <w:rFonts w:ascii="MS Gothic" w:eastAsia="MS Gothic" w:hAnsi="MS Gothic" w:cs="MS Gothic" w:hint="eastAsia"/>
+        </w:rPr>
+        <w:t>┤</w:t>
+      </w:r>
+      <w:r>
+        <w:t xml:space="preserve"> </w:t>
+      </w:r>
+      <w:r>
+        <w:rPr>
+          <w:rFonts w:ascii="MS Gothic" w:eastAsia="MS Gothic" w:hAnsi="MS Gothic" w:cs="MS Gothic" w:hint="eastAsia"/>
+        </w:rPr>
+        <w:t>├</w:t>
+      </w:r>
+      <w:r>
+        <w:rPr>
+          <w:rFonts w:ascii="Aptos" w:hAnsi="Aptos" w:cs="Aptos"/>
+        </w:rPr>
+        <w:t>──────────────────</w:t>
+      </w:r>
+      <w:r>
+        <w:rPr>
+          <w:rFonts w:ascii="MS Gothic" w:eastAsia="MS Gothic" w:hAnsi="MS Gothic" w:cs="MS Gothic" w:hint="eastAsia"/>
+        </w:rPr>
+        <w:t>┤</w:t>
+      </w:r>
+    </w:p>
+    <w:p>
+      <w:r>
+        <w:t xml:space="preserve">     │+</w:t>
+      </w:r>
+      <w:proofErr w:type="spellStart"/>
+      <w:proofErr w:type="gramStart"/>
+      <w:r>
+        <w:t>displaySalary</w:t>
+      </w:r>
+      <w:proofErr w:type="spellEnd"/>
+      <w:r>
+        <w:t>(</w:t>
+      </w:r>
+      <w:proofErr w:type="gramEnd"/>
+      <w:r>
+        <w:t>)│ │ +</w:t>
+      </w:r>
+      <w:proofErr w:type="spellStart"/>
+      <w:proofErr w:type="gramStart"/>
+      <w:r>
+        <w:t>displaySalary</w:t>
+      </w:r>
+      <w:proofErr w:type="spellEnd"/>
+      <w:r>
+        <w:t>(</w:t>
+      </w:r>
+      <w:proofErr w:type="gramEnd"/>
+      <w:r>
+        <w:t>) │</w:t>
+      </w:r>
+    </w:p>
+    <w:p>
+      <w:r>
+        <w:t xml:space="preserve">     └────────────────┘ └──────────────────┘</w:t>
+      </w:r>
+    </w:p>
+    <w:p>
+      <w:pPr>
+        <w:rPr>
+          <w:b/>
+          <w:bCs/>
+        </w:rPr>
+      </w:pPr>
+      <w:r>
+        <w:rPr>
+          <w:b/>
+          <w:bCs/>
+        </w:rPr>
+        <w:t>Output:</w:t>
+      </w:r>
+    </w:p>
+    <w:p>
+      <w:r>
+        <w:rPr>
+          <w:noProof/>
+        </w:rPr>
         <w:lastRenderedPageBreak/>
-        <w:t xml:space="preserve">          </w:t>
-      </w:r>
-      <w:r>
-        <w:rPr>
-          <w:rFonts w:ascii="MS Gothic" w:eastAsia="MS Gothic" w:hAnsi="MS Gothic" w:cs="MS Gothic" w:hint="eastAsia"/>
-        </w:rPr>
-        <w:t>├</w:t>
-      </w:r>
-      <w:r>
-        <w:rPr>
-          <w:rFonts w:ascii="Aptos" w:hAnsi="Aptos" w:cs="Aptos"/>
-        </w:rPr>
-        <w:t>────────────────────────</w:t>
-      </w:r>
-      <w:r>
-        <w:rPr>
-          <w:rFonts w:ascii="MS Gothic" w:eastAsia="MS Gothic" w:hAnsi="MS Gothic" w:cs="MS Gothic" w:hint="eastAsia"/>
-        </w:rPr>
-        <w:t>┤</w:t>
-      </w:r>
-    </w:p>
-    <w:p>
-      <w:r>
-        <w:t xml:space="preserve">          │                        │</w:t>
-      </w:r>
-    </w:p>
-    <w:p>
-      <w:r>
-        <w:t xml:space="preserve">          </w:t>
-      </w:r>
-      <w:r>
-        <w:rPr>
-          <w:rFonts w:ascii="MS Gothic" w:eastAsia="MS Gothic" w:hAnsi="MS Gothic" w:cs="MS Gothic" w:hint="eastAsia"/>
-        </w:rPr>
-        <w:t>├</w:t>
-      </w:r>
-      <w:r>
-        <w:rPr>
-          <w:rFonts w:ascii="Aptos" w:hAnsi="Aptos" w:cs="Aptos"/>
-        </w:rPr>
-        <w:t>────────────────────────</w:t>
-      </w:r>
-      <w:r>
-        <w:rPr>
-          <w:rFonts w:ascii="MS Gothic" w:eastAsia="MS Gothic" w:hAnsi="MS Gothic" w:cs="MS Gothic" w:hint="eastAsia"/>
-        </w:rPr>
-        <w:t>┤</w:t>
-      </w:r>
-    </w:p>
-    <w:p>
-      <w:r>
-        <w:t xml:space="preserve">          │ + displaySalary()      │</w:t>
-      </w:r>
-    </w:p>
-    <w:p>
-      <w:r>
-        <w:t xml:space="preserve">          └───────────</w:t>
-      </w:r>
-      <w:r>
-        <w:rPr>
-          <w:rFonts w:ascii="MS Gothic" w:eastAsia="MS Gothic" w:hAnsi="MS Gothic" w:cs="MS Gothic" w:hint="eastAsia"/>
-        </w:rPr>
-        <w:t>┬</w:t>
-      </w:r>
-      <w:r>
-        <w:rPr>
-          <w:rFonts w:ascii="Aptos" w:hAnsi="Aptos" w:cs="Aptos"/>
-        </w:rPr>
-        <w:t>────────────┘</w:t>
-      </w:r>
-    </w:p>
-    <w:p>
-      <w:r>
-        <w:t xml:space="preserve">                      </w:t>
-      </w:r>
-      <w:r>
-        <w:rPr>
-          <w:rFonts w:ascii="Cambria Math" w:hAnsi="Cambria Math" w:cs="Cambria Math"/>
-        </w:rPr>
-        <w:t>⋯⋯⋯⋯⋯⋯⋯</w:t>
-      </w:r>
-    </w:p>
-    <w:p>
-      <w:r>
-        <w:t xml:space="preserve">                implements</w:t>
-      </w:r>
-    </w:p>
-    <w:p>
-      <w:r>
-        <w:t xml:space="preserve">                ┌─────</w:t>
-      </w:r>
-      <w:r>
-        <w:rPr>
-          <w:rFonts w:ascii="MS Gothic" w:eastAsia="MS Gothic" w:hAnsi="MS Gothic" w:cs="MS Gothic" w:hint="eastAsia"/>
-        </w:rPr>
-        <w:t>┴</w:t>
-      </w:r>
-      <w:r>
-        <w:rPr>
-          <w:rFonts w:ascii="Aptos" w:hAnsi="Aptos" w:cs="Aptos"/>
-        </w:rPr>
-        <w:t>─────┐</w:t>
-      </w:r>
-    </w:p>
-    <w:p>
-      <w:r>
-        <w:t xml:space="preserve">                │           │</w:t>
-      </w:r>
-    </w:p>
-    <w:p>
-      <w:r>
-        <w:t xml:space="preserve">     ┌────────────────┐ ┌──────────────────┐</w:t>
-      </w:r>
-    </w:p>
-    <w:p>
-      <w:r>
-        <w:t xml:space="preserve">     │RegularEmployee │ │ ContractEmployee │</w:t>
-      </w:r>
-    </w:p>
-    <w:p>
-      <w:r>
-        <w:t xml:space="preserve">     </w:t>
-      </w:r>
-      <w:r>
-        <w:rPr>
-          <w:rFonts w:ascii="MS Gothic" w:eastAsia="MS Gothic" w:hAnsi="MS Gothic" w:cs="MS Gothic" w:hint="eastAsia"/>
-        </w:rPr>
-        <w:t>├</w:t>
-      </w:r>
-      <w:r>
-        <w:rPr>
-          <w:rFonts w:ascii="Aptos" w:hAnsi="Aptos" w:cs="Aptos"/>
-        </w:rPr>
-        <w:t>────────────────</w:t>
-      </w:r>
-      <w:r>
-        <w:rPr>
-          <w:rFonts w:ascii="MS Gothic" w:eastAsia="MS Gothic" w:hAnsi="MS Gothic" w:cs="MS Gothic" w:hint="eastAsia"/>
-        </w:rPr>
-        <w:t>┤</w:t>
-      </w:r>
-      <w:r>
-        <w:t xml:space="preserve"> </w:t>
-      </w:r>
-      <w:r>
-        <w:rPr>
-          <w:rFonts w:ascii="MS Gothic" w:eastAsia="MS Gothic" w:hAnsi="MS Gothic" w:cs="MS Gothic" w:hint="eastAsia"/>
-        </w:rPr>
-        <w:t>├</w:t>
-      </w:r>
-      <w:r>
-        <w:rPr>
-          <w:rFonts w:ascii="Aptos" w:hAnsi="Aptos" w:cs="Aptos"/>
-        </w:rPr>
-        <w:t>──────────────────</w:t>
-      </w:r>
-      <w:r>
-        <w:rPr>
-          <w:rFonts w:ascii="MS Gothic" w:eastAsia="MS Gothic" w:hAnsi="MS Gothic" w:cs="MS Gothic" w:hint="eastAsia"/>
-        </w:rPr>
-        <w:t>┤</w:t>
-      </w:r>
-    </w:p>
-    <w:p>
-      <w:r>
-        <w:t xml:space="preserve">     │                │ │                  │</w:t>
-      </w:r>
-    </w:p>
-    <w:p>
-      <w:r>
-        <w:t xml:space="preserve">     </w:t>
-      </w:r>
-      <w:r>
-        <w:rPr>
-          <w:rFonts w:ascii="MS Gothic" w:eastAsia="MS Gothic" w:hAnsi="MS Gothic" w:cs="MS Gothic" w:hint="eastAsia"/>
-        </w:rPr>
-        <w:t>├</w:t>
-      </w:r>
-      <w:r>
-        <w:rPr>
-          <w:rFonts w:ascii="Aptos" w:hAnsi="Aptos" w:cs="Aptos"/>
-        </w:rPr>
-        <w:t>────────────────</w:t>
-      </w:r>
-      <w:r>
-        <w:rPr>
-          <w:rFonts w:ascii="MS Gothic" w:eastAsia="MS Gothic" w:hAnsi="MS Gothic" w:cs="MS Gothic" w:hint="eastAsia"/>
-        </w:rPr>
-        <w:t>┤</w:t>
-      </w:r>
-      <w:r>
-        <w:t xml:space="preserve"> </w:t>
-      </w:r>
-      <w:r>
-        <w:rPr>
-          <w:rFonts w:ascii="MS Gothic" w:eastAsia="MS Gothic" w:hAnsi="MS Gothic" w:cs="MS Gothic" w:hint="eastAsia"/>
-        </w:rPr>
-        <w:t>├</w:t>
-      </w:r>
-      <w:r>
-        <w:rPr>
-          <w:rFonts w:ascii="Aptos" w:hAnsi="Aptos" w:cs="Aptos"/>
-        </w:rPr>
-        <w:t>──────────────────</w:t>
-      </w:r>
-      <w:r>
-        <w:rPr>
-          <w:rFonts w:ascii="MS Gothic" w:eastAsia="MS Gothic" w:hAnsi="MS Gothic" w:cs="MS Gothic" w:hint="eastAsia"/>
-        </w:rPr>
-        <w:t>┤</w:t>
-      </w:r>
-    </w:p>
-    <w:p>
-      <w:r>
-        <w:t xml:space="preserve">     │+displaySalary()│ │ +displaySalary() │</w:t>
-      </w:r>
-    </w:p>
-    <w:p>
-      <w:r>
-        <w:t xml:space="preserve">     └────────────────┘ └──────────────────┘</w:t>
-      </w:r>
-    </w:p>
-    <w:p>
-      <w:r>
-        <w:t>Output:</w:t>
-      </w:r>
-    </w:p>
-    <w:p>
-      <w:r>
-        <w:rPr>
-          <w:noProof/>
-        </w:rPr>
         <w:drawing>
           <wp:inline distT="0" distB="0" distL="0" distR="0" wp14:anchorId="6548C04F" wp14:editId="35308CB5">
             <wp:extent cx="3695700" cy="2705100"/>
@@ -390,7 +1590,7 @@
                     </pic:cNvPicPr>
                   </pic:nvPicPr>
                   <pic:blipFill>
-                    <a:blip r:embed="rId4">
+                    <a:blip r:embed="rId5">
                       <a:extLst>
                         <a:ext uri="{28A0092B-C50C-407E-A947-70E740481C1C}">
                           <a14:useLocalDpi xmlns:a14="http://schemas.microsoft.com/office/drawing/2010/main" val="0"/>
@@ -1035,7 +2235,6 @@
   <w:style w:type="character" w:default="1" w:styleId="DefaultParagraphFont">
     <w:name w:val="Default Paragraph Font"/>
     <w:uiPriority w:val="1"/>
-    <w:semiHidden/>
     <w:unhideWhenUsed/>
   </w:style>
   <w:style w:type="table" w:default="1" w:styleId="TableNormal">
@@ -1684,4 +2883,16 @@
     </a:ext>
   </a:extLst>
 </a:theme>
+</file>
+
+<file path=customXml/item1.xml><?xml version="1.0" encoding="utf-8"?>
+<b:Sources xmlns:b="http://schemas.openxmlformats.org/officeDocument/2006/bibliography" xmlns="http://schemas.openxmlformats.org/officeDocument/2006/bibliography" SelectedStyle="\APASixthEditionOfficeOnline.xsl" StyleName="APA" Version="6"/>
+</file>
+
+<file path=customXml/itemProps1.xml><?xml version="1.0" encoding="utf-8"?>
+<ds:datastoreItem xmlns:ds="http://schemas.openxmlformats.org/officeDocument/2006/customXml" ds:itemID="{735CD555-EF15-4BCE-AA61-04AEF5C1AF77}">
+  <ds:schemaRefs>
+    <ds:schemaRef ds:uri="http://schemas.openxmlformats.org/officeDocument/2006/bibliography"/>
+  </ds:schemaRefs>
+</ds:datastoreItem>
 </file>